--- a/Document/오지원/작업일지/오지원_작업일지_78주차.docx
+++ b/Document/오지원/작업일지/오지원_작업일지_78주차.docx
@@ -48,14 +48,7 @@
                 <w:rtl w:val="0"/>
                 <w:lang w:val="ko-KR" w:bidi="ko-KR" w:eastAsia="ko-KR"/>
               </w:rPr>
-              <w:t>7</w:t>
-            </w:r>
-            <w:r>
-              <w:rPr>
-                <w:rtl w:val="0"/>
-                <w:lang w:val="ko-KR" w:bidi="ko-KR" w:eastAsia="ko-KR"/>
-              </w:rPr>
-              <w:t>8</w:t>
+              <w:t>78</w:t>
             </w:r>
             <w:r>
               <w:rPr>
@@ -129,16 +122,7 @@
                 <w:rtl w:val="0"/>
                 <w:lang w:val="ko-KR" w:bidi="ko-KR" w:eastAsia="ko-KR"/>
               </w:rPr>
-              <w:t>03.1</w:t>
-            </w:r>
-            <w:r>
-              <w:rPr>
-                <w:sz w:val="18"/>
-                <w:szCs w:val="18"/>
-                <w:rtl w:val="0"/>
-                <w:lang w:val="ko-KR" w:bidi="ko-KR" w:eastAsia="ko-KR"/>
-              </w:rPr>
-              <w:t>8</w:t>
+              <w:t>03.18</w:t>
             </w:r>
             <w:r>
               <w:rPr>
@@ -170,16 +154,7 @@
                 <w:rtl w:val="0"/>
                 <w:lang w:val="ko-KR" w:bidi="ko-KR" w:eastAsia="ko-KR"/>
               </w:rPr>
-              <w:t>03.</w:t>
-            </w:r>
-            <w:r>
-              <w:rPr>
-                <w:sz w:val="18"/>
-                <w:szCs w:val="18"/>
-                <w:rtl w:val="0"/>
-                <w:lang w:val="ko-KR" w:bidi="ko-KR" w:eastAsia="ko-KR"/>
-              </w:rPr>
-              <w:t>24</w:t>
+              <w:t>03.24</w:t>
             </w:r>
           </w:p>
         </w:tc>
@@ -271,15 +246,7 @@
                 <w:rtl w:val="0"/>
                 <w:lang w:val="ko-KR" w:bidi="ko-KR" w:eastAsia="ko-KR"/>
               </w:rPr>
-              <w:t>계</w:t>
-            </w:r>
-            <w:r>
-              <w:rPr>
-                <w:rFonts w:ascii="맑은 고딕" w:hAnsi="맑은 고딕" w:eastAsia="맑은 고딕"/>
-                <w:rtl w:val="0"/>
-                <w:lang w:val="ko-KR" w:bidi="ko-KR" w:eastAsia="ko-KR"/>
-              </w:rPr>
-              <w:t>획</w:t>
+              <w:t>계획</w:t>
             </w:r>
             <w:r>
               <w:rPr>
@@ -295,15 +262,7 @@
                 <w:rtl w:val="0"/>
                 <w:lang w:val="ko-KR" w:bidi="ko-KR" w:eastAsia="ko-KR"/>
               </w:rPr>
-              <w:t>조</w:t>
-            </w:r>
-            <w:r>
-              <w:rPr>
-                <w:rFonts w:ascii="맑은 고딕" w:hAnsi="맑은 고딕" w:eastAsia="맑은 고딕"/>
-                <w:rtl w:val="0"/>
-                <w:lang w:val="ko-KR" w:bidi="ko-KR" w:eastAsia="ko-KR"/>
-              </w:rPr>
-              <w:t>정</w:t>
+              <w:t>조정</w:t>
             </w:r>
             <w:r>
               <w:rPr>
@@ -325,6 +284,271 @@
         </w:tc>
       </w:tr>
     </w:tbl>
+    <w:p>
+      <w:pPr>
+        <w:widowControl w:val="0"/>
+        <w:rPr>
+          <w:rFonts w:ascii="맑은 고딕" w:hAnsi="맑은 고딕" w:eastAsia="맑은 고딕"/>
+          <w:noProof w:val="1"/>
+          <w:rtl w:val="0"/>
+          <w:lang w:val="ko-KR" w:bidi="ko-KR" w:eastAsia="ko-KR"/>
+        </w:rPr>
+      </w:pPr>
+    </w:p>
+    <w:p>
+      <w:pPr>
+        <w:widowControl w:val="0"/>
+        <w:rPr>
+          <w:rFonts w:ascii="맑은 고딕" w:hAnsi="맑은 고딕" w:eastAsia="맑은 고딕"/>
+          <w:noProof w:val="1"/>
+          <w:rtl w:val="0"/>
+          <w:lang w:val="ko-KR" w:bidi="ko-KR" w:eastAsia="ko-KR"/>
+        </w:rPr>
+      </w:pPr>
+      <w:r>
+        <w:drawing>
+          <wp:inline xmlns:wp="http://schemas.openxmlformats.org/drawingml/2006/wordprocessingDrawing" distT="0" distB="0" distL="0" distR="0">
+            <wp:extent cx="5731510" cy="1202055"/>
+            <wp:effectExtent l="0" t="0" r="0" b="0"/>
+            <wp:docPr id="1" name="Picture 1"/>
+            <wp:cNvGraphicFramePr>
+              <a:graphicFrameLocks xmlns:a="http://schemas.openxmlformats.org/drawingml/2006/main" noChangeAspect="1"/>
+            </wp:cNvGraphicFramePr>
+            <a:graphic xmlns:a="http://schemas.openxmlformats.org/drawingml/2006/main">
+              <a:graphicData uri="http://schemas.openxmlformats.org/drawingml/2006/picture">
+                <pic:pic xmlns:pic="http://schemas.openxmlformats.org/drawingml/2006/picture">
+                  <pic:nvPicPr>
+                    <pic:cNvPr id="1" name="Picture 1"/>
+                    <pic:cNvPicPr/>
+                  </pic:nvPicPr>
+                  <pic:blipFill dpi="0">
+                    <a:blip xmlns:r="http://schemas.openxmlformats.org/officeDocument/2006/relationships" r:embed="Relimage1"/>
+                    <a:srcRect/>
+                    <a:stretch>
+                      <a:fillRect/>
+                    </a:stretch>
+                  </pic:blipFill>
+                  <pic:spPr>
+                    <a:xfrm>
+                      <a:off x="0" y="0"/>
+                      <a:ext cx="5731510" cy="1202055"/>
+                    </a:xfrm>
+                    <a:prstGeom prst="rect"/>
+                  </pic:spPr>
+                </pic:pic>
+              </a:graphicData>
+            </a:graphic>
+          </wp:inline>
+        </w:drawing>
+      </w:r>
+    </w:p>
+    <w:p>
+      <w:pPr>
+        <w:widowControl w:val="0"/>
+        <w:rPr>
+          <w:rFonts w:ascii="맑은 고딕" w:hAnsi="맑은 고딕" w:eastAsia="맑은 고딕"/>
+          <w:noProof w:val="1"/>
+          <w:rtl w:val="0"/>
+          <w:lang w:val="ko-KR" w:bidi="ko-KR" w:eastAsia="ko-KR"/>
+        </w:rPr>
+      </w:pPr>
+    </w:p>
+    <w:p>
+      <w:pPr>
+        <w:widowControl w:val="0"/>
+        <w:rPr>
+          <w:rFonts w:ascii="맑은 고딕" w:hAnsi="맑은 고딕" w:eastAsia="맑은 고딕"/>
+          <w:noProof w:val="1"/>
+          <w:rtl w:val="0"/>
+          <w:lang w:val="ko-KR" w:bidi="ko-KR" w:eastAsia="ko-KR"/>
+        </w:rPr>
+      </w:pPr>
+      <w:r>
+        <w:drawing>
+          <wp:inline xmlns:wp="http://schemas.openxmlformats.org/drawingml/2006/wordprocessingDrawing" distT="0" distB="0" distL="0" distR="0">
+            <wp:extent cx="2955925" cy="1899920"/>
+            <wp:effectExtent l="0" t="0" r="0" b="0"/>
+            <wp:docPr id="3" name="Picture 3"/>
+            <wp:cNvGraphicFramePr>
+              <a:graphicFrameLocks xmlns:a="http://schemas.openxmlformats.org/drawingml/2006/main" noChangeAspect="1"/>
+            </wp:cNvGraphicFramePr>
+            <a:graphic xmlns:a="http://schemas.openxmlformats.org/drawingml/2006/main">
+              <a:graphicData uri="http://schemas.openxmlformats.org/drawingml/2006/picture">
+                <pic:pic xmlns:pic="http://schemas.openxmlformats.org/drawingml/2006/picture">
+                  <pic:nvPicPr>
+                    <pic:cNvPr id="3" name="Picture 3"/>
+                    <pic:cNvPicPr/>
+                  </pic:nvPicPr>
+                  <pic:blipFill dpi="0">
+                    <a:blip xmlns:r="http://schemas.openxmlformats.org/officeDocument/2006/relationships" r:embed="Relimage2"/>
+                    <a:srcRect/>
+                    <a:stretch>
+                      <a:fillRect/>
+                    </a:stretch>
+                  </pic:blipFill>
+                  <pic:spPr>
+                    <a:xfrm>
+                      <a:off x="0" y="0"/>
+                      <a:ext cx="2955925" cy="1899920"/>
+                    </a:xfrm>
+                    <a:prstGeom prst="rect"/>
+                  </pic:spPr>
+                </pic:pic>
+              </a:graphicData>
+            </a:graphic>
+          </wp:inline>
+        </w:drawing>
+      </w:r>
+    </w:p>
+    <w:p>
+      <w:pPr>
+        <w:widowControl w:val="0"/>
+        <w:rPr>
+          <w:rFonts w:ascii="맑은 고딕" w:hAnsi="맑은 고딕" w:eastAsia="맑은 고딕"/>
+          <w:noProof w:val="1"/>
+          <w:rtl w:val="0"/>
+          <w:lang w:val="ko-KR" w:bidi="ko-KR" w:eastAsia="ko-KR"/>
+        </w:rPr>
+      </w:pPr>
+      <w:r>
+        <w:drawing>
+          <wp:inline xmlns:wp="http://schemas.openxmlformats.org/drawingml/2006/wordprocessingDrawing" distT="0" distB="0" distL="0" distR="0">
+            <wp:extent cx="5731510" cy="3970655"/>
+            <wp:effectExtent l="0" t="0" r="0" b="0"/>
+            <wp:docPr id="2" name="Picture 2"/>
+            <wp:cNvGraphicFramePr>
+              <a:graphicFrameLocks xmlns:a="http://schemas.openxmlformats.org/drawingml/2006/main" noChangeAspect="1"/>
+            </wp:cNvGraphicFramePr>
+            <a:graphic xmlns:a="http://schemas.openxmlformats.org/drawingml/2006/main">
+              <a:graphicData uri="http://schemas.openxmlformats.org/drawingml/2006/picture">
+                <pic:pic xmlns:pic="http://schemas.openxmlformats.org/drawingml/2006/picture">
+                  <pic:nvPicPr>
+                    <pic:cNvPr id="2" name="Picture 2"/>
+                    <pic:cNvPicPr/>
+                  </pic:nvPicPr>
+                  <pic:blipFill dpi="0">
+                    <a:blip xmlns:r="http://schemas.openxmlformats.org/officeDocument/2006/relationships" r:embed="Relimage3"/>
+                    <a:srcRect/>
+                    <a:stretch>
+                      <a:fillRect/>
+                    </a:stretch>
+                  </pic:blipFill>
+                  <pic:spPr>
+                    <a:xfrm>
+                      <a:off x="0" y="0"/>
+                      <a:ext cx="5731510" cy="3970655"/>
+                    </a:xfrm>
+                    <a:prstGeom prst="rect"/>
+                  </pic:spPr>
+                </pic:pic>
+              </a:graphicData>
+            </a:graphic>
+          </wp:inline>
+        </w:drawing>
+      </w:r>
+    </w:p>
+    <w:p>
+      <w:pPr>
+        <w:widowControl w:val="0"/>
+        <w:rPr>
+          <w:rFonts w:ascii="맑은 고딕" w:hAnsi="맑은 고딕" w:eastAsia="맑은 고딕"/>
+          <w:noProof w:val="1"/>
+          <w:rtl w:val="0"/>
+          <w:lang w:val="ko-KR" w:bidi="ko-KR" w:eastAsia="ko-KR"/>
+        </w:rPr>
+      </w:pPr>
+      <w:r>
+        <w:drawing>
+          <wp:inline xmlns:wp="http://schemas.openxmlformats.org/drawingml/2006/wordprocessingDrawing" distT="0" distB="0" distL="0" distR="0">
+            <wp:extent cx="5731510" cy="2331085"/>
+            <wp:effectExtent l="0" t="0" r="0" b="0"/>
+            <wp:docPr id="4" name="Picture 4"/>
+            <wp:cNvGraphicFramePr>
+              <a:graphicFrameLocks xmlns:a="http://schemas.openxmlformats.org/drawingml/2006/main" noChangeAspect="1"/>
+            </wp:cNvGraphicFramePr>
+            <a:graphic xmlns:a="http://schemas.openxmlformats.org/drawingml/2006/main">
+              <a:graphicData uri="http://schemas.openxmlformats.org/drawingml/2006/picture">
+                <pic:pic xmlns:pic="http://schemas.openxmlformats.org/drawingml/2006/picture">
+                  <pic:nvPicPr>
+                    <pic:cNvPr id="4" name="Picture 4"/>
+                    <pic:cNvPicPr/>
+                  </pic:nvPicPr>
+                  <pic:blipFill dpi="0">
+                    <a:blip xmlns:r="http://schemas.openxmlformats.org/officeDocument/2006/relationships" r:embed="Relimage4"/>
+                    <a:srcRect/>
+                    <a:stretch>
+                      <a:fillRect/>
+                    </a:stretch>
+                  </pic:blipFill>
+                  <pic:spPr>
+                    <a:xfrm>
+                      <a:off x="0" y="0"/>
+                      <a:ext cx="5731510" cy="2331085"/>
+                    </a:xfrm>
+                    <a:prstGeom prst="rect"/>
+                  </pic:spPr>
+                </pic:pic>
+              </a:graphicData>
+            </a:graphic>
+          </wp:inline>
+        </w:drawing>
+      </w:r>
+    </w:p>
+    <w:p>
+      <w:pPr>
+        <w:widowControl w:val="0"/>
+        <w:rPr>
+          <w:rFonts w:ascii="맑은 고딕" w:hAnsi="맑은 고딕" w:eastAsia="맑은 고딕"/>
+          <w:noProof w:val="1"/>
+          <w:rtl w:val="0"/>
+          <w:lang w:val="ko-KR" w:bidi="ko-KR" w:eastAsia="ko-KR"/>
+        </w:rPr>
+      </w:pPr>
+    </w:p>
+    <w:p>
+      <w:pPr>
+        <w:widowControl w:val="0"/>
+        <w:rPr>
+          <w:rFonts w:ascii="맑은 고딕" w:hAnsi="맑은 고딕" w:eastAsia="맑은 고딕"/>
+          <w:noProof w:val="1"/>
+          <w:rtl w:val="0"/>
+          <w:lang w:val="ko-KR" w:bidi="ko-KR" w:eastAsia="ko-KR"/>
+        </w:rPr>
+      </w:pPr>
+    </w:p>
+    <w:p>
+      <w:pPr>
+        <w:widowControl w:val="0"/>
+        <w:rPr>
+          <w:rFonts w:ascii="맑은 고딕" w:hAnsi="맑은 고딕" w:eastAsia="맑은 고딕"/>
+          <w:noProof w:val="1"/>
+          <w:rtl w:val="0"/>
+          <w:lang w:val="ko-KR" w:bidi="ko-KR" w:eastAsia="ko-KR"/>
+        </w:rPr>
+      </w:pPr>
+    </w:p>
+    <w:p>
+      <w:pPr>
+        <w:widowControl w:val="0"/>
+        <w:rPr>
+          <w:rFonts w:ascii="맑은 고딕" w:hAnsi="맑은 고딕" w:eastAsia="맑은 고딕"/>
+          <w:noProof w:val="1"/>
+          <w:rtl w:val="0"/>
+          <w:lang w:val="ko-KR" w:bidi="ko-KR" w:eastAsia="ko-KR"/>
+        </w:rPr>
+      </w:pPr>
+    </w:p>
+    <w:p>
+      <w:pPr>
+        <w:widowControl w:val="0"/>
+        <w:rPr>
+          <w:rFonts w:ascii="맑은 고딕" w:hAnsi="맑은 고딕" w:eastAsia="맑은 고딕"/>
+          <w:noProof w:val="1"/>
+          <w:rtl w:val="0"/>
+          <w:lang w:val="ko-KR" w:bidi="ko-KR" w:eastAsia="ko-KR"/>
+        </w:rPr>
+      </w:pPr>
+    </w:p>
     <w:p>
       <w:pPr>
         <w:widowControl w:val="0"/>
@@ -531,28 +755,7 @@
                 <w:rtl w:val="0"/>
                 <w:lang w:val="ko-KR" w:bidi="ko-KR" w:eastAsia="ko-KR"/>
               </w:rPr>
-              <w:t>2026.03.</w:t>
-            </w:r>
-            <w:r>
-              <w:rPr>
-                <w:rtl w:val="0"/>
-                <w:lang w:val="ko-KR" w:bidi="ko-KR" w:eastAsia="ko-KR"/>
-              </w:rPr>
-              <w:t>25</w:t>
-            </w:r>
-            <w:r>
-              <w:rPr>
-                <w:rtl w:val="0"/>
-                <w:lang w:val="ko-KR" w:bidi="ko-KR" w:eastAsia="ko-KR"/>
-              </w:rPr>
-              <w:t>~2026.03.</w:t>
-            </w:r>
-            <w:r>
-              <w:rPr>
-                <w:rtl w:val="0"/>
-                <w:lang w:val="ko-KR" w:bidi="ko-KR" w:eastAsia="ko-KR"/>
-              </w:rPr>
-              <w:t>31</w:t>
+              <w:t>2026.03.25~2026.03.31</w:t>
             </w:r>
           </w:p>
         </w:tc>

--- a/Document/오지원/작업일지/오지원_작업일지_78주차.docx
+++ b/Document/오지원/작업일지/오지원_작업일지_78주차.docx
@@ -246,7 +246,7 @@
                 <w:rtl w:val="0"/>
                 <w:lang w:val="ko-KR" w:bidi="ko-KR" w:eastAsia="ko-KR"/>
               </w:rPr>
-              <w:t>계획</w:t>
+              <w:t>일</w:t>
             </w:r>
             <w:r>
               <w:rPr>
@@ -254,7 +254,7 @@
                 <w:rtl w:val="0"/>
                 <w:lang w:val="ko-KR" w:bidi="ko-KR" w:eastAsia="ko-KR"/>
               </w:rPr>
-              <w:t xml:space="preserve"> </w:t>
+              <w:t>부</w:t>
             </w:r>
             <w:r>
               <w:rPr>
@@ -262,7 +262,7 @@
                 <w:rtl w:val="0"/>
                 <w:lang w:val="ko-KR" w:bidi="ko-KR" w:eastAsia="ko-KR"/>
               </w:rPr>
-              <w:t>조정</w:t>
+              <w:t xml:space="preserve"> </w:t>
             </w:r>
             <w:r>
               <w:rPr>
@@ -270,7 +270,7 @@
                 <w:rtl w:val="0"/>
                 <w:lang w:val="ko-KR" w:bidi="ko-KR" w:eastAsia="ko-KR"/>
               </w:rPr>
-              <w:t xml:space="preserve"> </w:t>
+              <w:t>콜리</w:t>
             </w:r>
             <w:r>
               <w:rPr>
@@ -278,7 +278,95 @@
                 <w:rtl w:val="0"/>
                 <w:lang w:val="ko-KR" w:bidi="ko-KR" w:eastAsia="ko-KR"/>
               </w:rPr>
+              <w:t>전</w:t>
+            </w:r>
+            <w:r>
+              <w:rPr>
+                <w:rFonts w:ascii="맑은 고딕" w:hAnsi="맑은 고딕" w:eastAsia="맑은 고딕"/>
+                <w:rtl w:val="0"/>
+                <w:lang w:val="ko-KR" w:bidi="ko-KR" w:eastAsia="ko-KR"/>
+              </w:rPr>
+              <w:t xml:space="preserve"> </w:t>
+            </w:r>
+            <w:r>
+              <w:rPr>
+                <w:rFonts w:ascii="맑은 고딕" w:hAnsi="맑은 고딕" w:eastAsia="맑은 고딕"/>
+                <w:rtl w:val="0"/>
+                <w:lang w:val="ko-KR" w:bidi="ko-KR" w:eastAsia="ko-KR"/>
+              </w:rPr>
+              <w:t>수</w:t>
+            </w:r>
+            <w:r>
+              <w:rPr>
+                <w:rFonts w:ascii="맑은 고딕" w:hAnsi="맑은 고딕" w:eastAsia="맑은 고딕"/>
+                <w:rtl w:val="0"/>
+                <w:lang w:val="ko-KR" w:bidi="ko-KR" w:eastAsia="ko-KR"/>
+              </w:rPr>
+              <w:t>정</w:t>
+            </w:r>
+            <w:r>
+              <w:rPr>
+                <w:rFonts w:ascii="맑은 고딕" w:hAnsi="맑은 고딕" w:eastAsia="맑은 고딕"/>
+                <w:rtl w:val="0"/>
+                <w:lang w:val="ko-KR" w:bidi="ko-KR" w:eastAsia="ko-KR"/>
+              </w:rPr>
+              <w:t xml:space="preserve"> </w:t>
+            </w:r>
+            <w:r>
+              <w:rPr>
+                <w:rFonts w:ascii="맑은 고딕" w:hAnsi="맑은 고딕" w:eastAsia="맑은 고딕"/>
+                <w:rtl w:val="0"/>
+                <w:lang w:val="ko-KR" w:bidi="ko-KR" w:eastAsia="ko-KR"/>
+              </w:rPr>
               <w:t>및</w:t>
+            </w:r>
+            <w:r>
+              <w:rPr>
+                <w:rFonts w:ascii="맑은 고딕" w:hAnsi="맑은 고딕" w:eastAsia="맑은 고딕"/>
+                <w:rtl w:val="0"/>
+                <w:lang w:val="ko-KR" w:bidi="ko-KR" w:eastAsia="ko-KR"/>
+              </w:rPr>
+              <w:t xml:space="preserve"> </w:t>
+            </w:r>
+            <w:r>
+              <w:rPr>
+                <w:rFonts w:ascii="맑은 고딕" w:hAnsi="맑은 고딕" w:eastAsia="맑은 고딕"/>
+                <w:rtl w:val="0"/>
+                <w:lang w:val="ko-KR" w:bidi="ko-KR" w:eastAsia="ko-KR"/>
+              </w:rPr>
+              <w:t>내</w:t>
+            </w:r>
+            <w:r>
+              <w:rPr>
+                <w:rFonts w:ascii="맑은 고딕" w:hAnsi="맑은 고딕" w:eastAsia="맑은 고딕"/>
+                <w:rtl w:val="0"/>
+                <w:lang w:val="ko-KR" w:bidi="ko-KR" w:eastAsia="ko-KR"/>
+              </w:rPr>
+              <w:t>비</w:t>
+            </w:r>
+            <w:r>
+              <w:rPr>
+                <w:rFonts w:ascii="맑은 고딕" w:hAnsi="맑은 고딕" w:eastAsia="맑은 고딕"/>
+                <w:rtl w:val="0"/>
+                <w:lang w:val="ko-KR" w:bidi="ko-KR" w:eastAsia="ko-KR"/>
+              </w:rPr>
+              <w:t xml:space="preserve"> </w:t>
+            </w:r>
+            <w:r>
+              <w:rPr>
+                <w:rFonts w:ascii="맑은 고딕" w:hAnsi="맑은 고딕" w:eastAsia="맑은 고딕"/>
+                <w:rtl w:val="0"/>
+                <w:lang w:val="ko-KR" w:bidi="ko-KR" w:eastAsia="ko-KR"/>
+              </w:rPr>
+              <w:t>추</w:t>
+            </w:r>
+            <w:r>
+              <w:rPr>
+                <w:rFonts w:ascii="맑은 고딕" w:hAnsi="맑은 고딕" w:eastAsia="맑은 고딕"/>
+                <w:rtl w:val="0"/>
+                <w:lang w:val="ko-KR" w:bidi="ko-KR" w:eastAsia="ko-KR"/>
+              </w:rPr>
+              <w:t>출</w:t>
             </w:r>
           </w:p>
         </w:tc>
@@ -294,53 +382,6 @@
           <w:lang w:val="ko-KR" w:bidi="ko-KR" w:eastAsia="ko-KR"/>
         </w:rPr>
       </w:pPr>
-    </w:p>
-    <w:p>
-      <w:pPr>
-        <w:widowControl w:val="0"/>
-        <w:rPr>
-          <w:rFonts w:ascii="맑은 고딕" w:hAnsi="맑은 고딕" w:eastAsia="맑은 고딕"/>
-          <w:noProof w:val="1"/>
-          <w:rtl w:val="0"/>
-          <w:lang w:val="ko-KR" w:bidi="ko-KR" w:eastAsia="ko-KR"/>
-        </w:rPr>
-      </w:pPr>
-      <w:r>
-        <w:drawing>
-          <wp:inline xmlns:wp="http://schemas.openxmlformats.org/drawingml/2006/wordprocessingDrawing" distT="0" distB="0" distL="0" distR="0">
-            <wp:extent cx="5731510" cy="1202055"/>
-            <wp:effectExtent l="0" t="0" r="0" b="0"/>
-            <wp:docPr id="1" name="Picture 1"/>
-            <wp:cNvGraphicFramePr>
-              <a:graphicFrameLocks xmlns:a="http://schemas.openxmlformats.org/drawingml/2006/main" noChangeAspect="1"/>
-            </wp:cNvGraphicFramePr>
-            <a:graphic xmlns:a="http://schemas.openxmlformats.org/drawingml/2006/main">
-              <a:graphicData uri="http://schemas.openxmlformats.org/drawingml/2006/picture">
-                <pic:pic xmlns:pic="http://schemas.openxmlformats.org/drawingml/2006/picture">
-                  <pic:nvPicPr>
-                    <pic:cNvPr id="1" name="Picture 1"/>
-                    <pic:cNvPicPr/>
-                  </pic:nvPicPr>
-                  <pic:blipFill dpi="0">
-                    <a:blip xmlns:r="http://schemas.openxmlformats.org/officeDocument/2006/relationships" r:embed="Relimage1"/>
-                    <a:srcRect/>
-                    <a:stretch>
-                      <a:fillRect/>
-                    </a:stretch>
-                  </pic:blipFill>
-                  <pic:spPr>
-                    <a:xfrm>
-                      <a:off x="0" y="0"/>
-                      <a:ext cx="5731510" cy="1202055"/>
-                    </a:xfrm>
-                    <a:prstGeom prst="rect"/>
-                  </pic:spPr>
-                </pic:pic>
-              </a:graphicData>
-            </a:graphic>
-          </wp:inline>
-        </w:drawing>
-      </w:r>
     </w:p>
     <w:p>
       <w:pPr>
@@ -380,7 +421,7 @@
                     <pic:cNvPicPr/>
                   </pic:nvPicPr>
                   <pic:blipFill dpi="0">
-                    <a:blip xmlns:r="http://schemas.openxmlformats.org/officeDocument/2006/relationships" r:embed="Relimage2"/>
+                    <a:blip xmlns:r="http://schemas.openxmlformats.org/officeDocument/2006/relationships" r:embed="Relimage1"/>
                     <a:srcRect/>
                     <a:stretch>
                       <a:fillRect/>
@@ -427,7 +468,7 @@
                     <pic:cNvPicPr/>
                   </pic:nvPicPr>
                   <pic:blipFill dpi="0">
-                    <a:blip xmlns:r="http://schemas.openxmlformats.org/officeDocument/2006/relationships" r:embed="Relimage3"/>
+                    <a:blip xmlns:r="http://schemas.openxmlformats.org/officeDocument/2006/relationships" r:embed="Relimage2"/>
                     <a:srcRect/>
                     <a:stretch>
                       <a:fillRect/>
@@ -474,7 +515,7 @@
                     <pic:cNvPicPr/>
                   </pic:nvPicPr>
                   <pic:blipFill dpi="0">
-                    <a:blip xmlns:r="http://schemas.openxmlformats.org/officeDocument/2006/relationships" r:embed="Relimage4"/>
+                    <a:blip xmlns:r="http://schemas.openxmlformats.org/officeDocument/2006/relationships" r:embed="Relimage3"/>
                     <a:srcRect/>
                     <a:stretch>
                       <a:fillRect/>
@@ -515,6 +556,48 @@
           <w:lang w:val="ko-KR" w:bidi="ko-KR" w:eastAsia="ko-KR"/>
         </w:rPr>
       </w:pPr>
+      <w:r>
+        <w:drawing>
+          <wp:inline xmlns:wp="http://schemas.openxmlformats.org/drawingml/2006/wordprocessingDrawing" distT="0" distB="0" distL="0" distR="0">
+            <wp:extent cx="4381500" cy="2895600"/>
+            <wp:effectExtent l="0" t="0" r="0" b="0"/>
+            <wp:docPr id="7" name="Picture 6"/>
+            <wp:cNvGraphicFramePr>
+              <a:graphicFrameLocks xmlns:a="http://schemas.openxmlformats.org/drawingml/2006/main" noChangeAspect="1"/>
+            </wp:cNvGraphicFramePr>
+            <a:graphic xmlns:a="http://schemas.openxmlformats.org/drawingml/2006/main">
+              <a:graphicData uri="http://schemas.openxmlformats.org/drawingml/2006/picture">
+                <pic:pic xmlns:pic="http://schemas.openxmlformats.org/drawingml/2006/picture">
+                  <pic:nvPicPr>
+                    <pic:cNvPr id="1" name="Picture 6"/>
+                    <pic:cNvPicPr>
+                      <a:picLocks noChangeAspect="1"/>
+                    </pic:cNvPicPr>
+                  </pic:nvPicPr>
+                  <pic:blipFill dpi="0">
+                    <a:blip xmlns:r="http://schemas.openxmlformats.org/officeDocument/2006/relationships" r:embed="Relimage4"/>
+                    <a:srcRect/>
+                    <a:stretch>
+                      <a:fillRect/>
+                    </a:stretch>
+                  </pic:blipFill>
+                  <pic:spPr>
+                    <a:xfrm>
+                      <a:off x="0" y="0"/>
+                      <a:ext cx="4381500" cy="2895600"/>
+                    </a:xfrm>
+                    <a:prstGeom prst="rect"/>
+                    <a:noFill/>
+                    <a:ln>
+                      <a:noFill/>
+                    </a:ln>
+                  </pic:spPr>
+                </pic:pic>
+              </a:graphicData>
+            </a:graphic>
+          </wp:inline>
+        </w:drawing>
+      </w:r>
     </w:p>
     <w:p>
       <w:pPr>
@@ -526,6 +609,42 @@
           <w:lang w:val="ko-KR" w:bidi="ko-KR" w:eastAsia="ko-KR"/>
         </w:rPr>
       </w:pPr>
+      <w:r>
+        <w:drawing>
+          <wp:inline xmlns:wp="http://schemas.openxmlformats.org/drawingml/2006/wordprocessingDrawing" distT="0" distB="0" distL="0" distR="0">
+            <wp:extent cx="3562350" cy="3728720"/>
+            <wp:effectExtent l="0" t="0" r="0" b="0"/>
+            <wp:docPr id="8" name="Picture 8"/>
+            <wp:cNvGraphicFramePr>
+              <a:graphicFrameLocks xmlns:a="http://schemas.openxmlformats.org/drawingml/2006/main" noChangeAspect="1"/>
+            </wp:cNvGraphicFramePr>
+            <a:graphic xmlns:a="http://schemas.openxmlformats.org/drawingml/2006/main">
+              <a:graphicData uri="http://schemas.openxmlformats.org/drawingml/2006/picture">
+                <pic:pic xmlns:pic="http://schemas.openxmlformats.org/drawingml/2006/picture">
+                  <pic:nvPicPr>
+                    <pic:cNvPr id="8" name="Picture 8"/>
+                    <pic:cNvPicPr/>
+                  </pic:nvPicPr>
+                  <pic:blipFill dpi="0">
+                    <a:blip xmlns:r="http://schemas.openxmlformats.org/officeDocument/2006/relationships" r:embed="Relimage5"/>
+                    <a:srcRect/>
+                    <a:stretch>
+                      <a:fillRect/>
+                    </a:stretch>
+                  </pic:blipFill>
+                  <pic:spPr>
+                    <a:xfrm>
+                      <a:off x="0" y="0"/>
+                      <a:ext cx="3562350" cy="3728720"/>
+                    </a:xfrm>
+                    <a:prstGeom prst="rect"/>
+                  </pic:spPr>
+                </pic:pic>
+              </a:graphicData>
+            </a:graphic>
+          </wp:inline>
+        </w:drawing>
+      </w:r>
     </w:p>
     <w:p>
       <w:pPr>
@@ -559,6 +678,169 @@
           <w:lang w:val="ko-KR" w:bidi="ko-KR" w:eastAsia="ko-KR"/>
         </w:rPr>
       </w:pPr>
+    </w:p>
+    <w:p>
+      <w:pPr>
+        <w:widowControl w:val="0"/>
+        <w:rPr>
+          <w:rFonts w:ascii="맑은 고딕" w:hAnsi="맑은 고딕" w:eastAsia="맑은 고딕"/>
+          <w:noProof w:val="1"/>
+          <w:rtl w:val="0"/>
+          <w:lang w:val="ko-KR" w:bidi="ko-KR" w:eastAsia="ko-KR"/>
+        </w:rPr>
+      </w:pPr>
+    </w:p>
+    <w:p>
+      <w:pPr>
+        <w:widowControl w:val="0"/>
+        <w:rPr>
+          <w:rFonts w:ascii="맑은 고딕" w:hAnsi="맑은 고딕" w:eastAsia="맑은 고딕"/>
+          <w:noProof w:val="1"/>
+          <w:rtl w:val="0"/>
+          <w:lang w:val="ko-KR" w:bidi="ko-KR" w:eastAsia="ko-KR"/>
+        </w:rPr>
+      </w:pPr>
+    </w:p>
+    <w:p>
+      <w:pPr>
+        <w:widowControl w:val="0"/>
+        <w:rPr>
+          <w:rFonts w:ascii="맑은 고딕" w:hAnsi="맑은 고딕" w:eastAsia="맑은 고딕"/>
+          <w:noProof w:val="1"/>
+          <w:rtl w:val="0"/>
+          <w:lang w:val="ko-KR" w:bidi="ko-KR" w:eastAsia="ko-KR"/>
+        </w:rPr>
+      </w:pPr>
+    </w:p>
+    <w:p>
+      <w:pPr>
+        <w:widowControl w:val="0"/>
+        <w:rPr>
+          <w:rFonts w:ascii="맑은 고딕" w:hAnsi="맑은 고딕" w:eastAsia="맑은 고딕"/>
+          <w:noProof w:val="1"/>
+          <w:rtl w:val="0"/>
+          <w:lang w:val="ko-KR" w:bidi="ko-KR" w:eastAsia="ko-KR"/>
+        </w:rPr>
+      </w:pPr>
+    </w:p>
+    <w:p>
+      <w:pPr>
+        <w:widowControl w:val="0"/>
+        <w:rPr>
+          <w:rFonts w:ascii="맑은 고딕" w:hAnsi="맑은 고딕" w:eastAsia="맑은 고딕"/>
+          <w:noProof w:val="1"/>
+          <w:rtl w:val="0"/>
+          <w:lang w:val="ko-KR" w:bidi="ko-KR" w:eastAsia="ko-KR"/>
+        </w:rPr>
+      </w:pPr>
+    </w:p>
+    <w:p>
+      <w:pPr>
+        <w:widowControl w:val="0"/>
+        <w:rPr>
+          <w:rFonts w:ascii="맑은 고딕" w:hAnsi="맑은 고딕" w:eastAsia="맑은 고딕"/>
+          <w:noProof w:val="1"/>
+          <w:rtl w:val="0"/>
+          <w:lang w:val="ko-KR" w:bidi="ko-KR" w:eastAsia="ko-KR"/>
+        </w:rPr>
+      </w:pPr>
+    </w:p>
+    <w:p>
+      <w:pPr>
+        <w:widowControl w:val="0"/>
+        <w:rPr>
+          <w:rFonts w:ascii="맑은 고딕" w:hAnsi="맑은 고딕" w:eastAsia="맑은 고딕"/>
+          <w:noProof w:val="1"/>
+          <w:rtl w:val="0"/>
+          <w:lang w:val="ko-KR" w:bidi="ko-KR" w:eastAsia="ko-KR"/>
+        </w:rPr>
+      </w:pPr>
+    </w:p>
+    <w:p>
+      <w:pPr>
+        <w:widowControl w:val="0"/>
+        <w:rPr>
+          <w:rFonts w:ascii="맑은 고딕" w:hAnsi="맑은 고딕" w:eastAsia="맑은 고딕"/>
+          <w:noProof w:val="1"/>
+          <w:rtl w:val="0"/>
+          <w:lang w:val="ko-KR" w:bidi="ko-KR" w:eastAsia="ko-KR"/>
+        </w:rPr>
+      </w:pPr>
+    </w:p>
+    <w:p>
+      <w:pPr>
+        <w:widowControl w:val="0"/>
+        <w:rPr>
+          <w:rFonts w:ascii="맑은 고딕" w:hAnsi="맑은 고딕" w:eastAsia="맑은 고딕"/>
+          <w:noProof w:val="1"/>
+          <w:rtl w:val="0"/>
+          <w:lang w:val="ko-KR" w:bidi="ko-KR" w:eastAsia="ko-KR"/>
+        </w:rPr>
+      </w:pPr>
+    </w:p>
+    <w:p>
+      <w:pPr>
+        <w:widowControl w:val="0"/>
+        <w:rPr>
+          <w:rFonts w:ascii="맑은 고딕" w:hAnsi="맑은 고딕" w:eastAsia="맑은 고딕"/>
+          <w:noProof w:val="1"/>
+          <w:rtl w:val="0"/>
+          <w:lang w:val="ko-KR" w:bidi="ko-KR" w:eastAsia="ko-KR"/>
+        </w:rPr>
+      </w:pPr>
+    </w:p>
+    <w:p>
+      <w:pPr>
+        <w:widowControl w:val="0"/>
+        <w:rPr>
+          <w:rFonts w:ascii="맑은 고딕" w:hAnsi="맑은 고딕" w:eastAsia="맑은 고딕"/>
+          <w:noProof w:val="1"/>
+          <w:rtl w:val="0"/>
+          <w:lang w:val="ko-KR" w:bidi="ko-KR" w:eastAsia="ko-KR"/>
+        </w:rPr>
+      </w:pPr>
+      <w:r>
+        <w:drawing>
+          <wp:inline xmlns:wp="http://schemas.openxmlformats.org/drawingml/2006/wordprocessingDrawing" distT="0" distB="0" distL="0" distR="0">
+            <wp:extent cx="5694045" cy="1195070"/>
+            <wp:effectExtent l="0" t="0" r="0" b="0"/>
+            <wp:docPr id="5" name="Picture 5"/>
+            <wp:cNvGraphicFramePr>
+              <a:graphicFrameLocks xmlns:a="http://schemas.openxmlformats.org/drawingml/2006/main" noChangeAspect="1"/>
+            </wp:cNvGraphicFramePr>
+            <a:graphic xmlns:a="http://schemas.openxmlformats.org/drawingml/2006/main">
+              <a:graphicData uri="http://schemas.openxmlformats.org/drawingml/2006/picture">
+                <pic:pic xmlns:pic="http://schemas.openxmlformats.org/drawingml/2006/picture">
+                  <pic:nvPicPr>
+                    <pic:cNvPr id="1" name="Picture 1"/>
+                    <pic:cNvPicPr>
+                      <a:picLocks noChangeAspect="1"/>
+                    </pic:cNvPicPr>
+                  </pic:nvPicPr>
+                  <pic:blipFill dpi="0">
+                    <a:blip xmlns:r="http://schemas.openxmlformats.org/officeDocument/2006/relationships" r:embed="Relimage6"/>
+                    <a:srcRect/>
+                    <a:stretch>
+                      <a:fillRect/>
+                    </a:stretch>
+                  </pic:blipFill>
+                  <pic:spPr>
+                    <a:xfrm>
+                      <a:off x="0" y="0"/>
+                      <a:ext cx="5694045" cy="1195070"/>
+                    </a:xfrm>
+                    <a:prstGeom prst="rect"/>
+                    <a:noFill/>
+                    <a:ln>
+                      <a:noFill/>
+                    </a:ln>
+                  </pic:spPr>
+                </pic:pic>
+              </a:graphicData>
+            </a:graphic>
+          </wp:inline>
+        </w:drawing>
+      </w:r>
       <w:r>
         <w:rPr>
           <w:rFonts w:ascii="맑은 고딕" w:hAnsi="맑은 고딕" w:eastAsia="맑은 고딕"/>
@@ -806,7 +1088,96 @@
             <w:tcW w:w="6768" w:type="dxa"/>
             <w:gridSpan w:val="3"/>
           </w:tcPr>
-          <w:p/>
+          <w:p>
+            <w:r>
+              <w:rPr>
+                <w:rFonts w:ascii="맑은 고딕" w:hAnsi="맑은 고딕" w:eastAsia="맑은 고딕"/>
+                <w:rtl w:val="0"/>
+                <w:lang w:val="ko-KR" w:bidi="ko-KR" w:eastAsia="ko-KR"/>
+              </w:rPr>
+              <w:t>스</w:t>
+            </w:r>
+            <w:r>
+              <w:rPr>
+                <w:rFonts w:ascii="맑은 고딕" w:hAnsi="맑은 고딕" w:eastAsia="맑은 고딕"/>
+                <w:rtl w:val="0"/>
+                <w:lang w:val="ko-KR" w:bidi="ko-KR" w:eastAsia="ko-KR"/>
+              </w:rPr>
+              <w:t>킬</w:t>
+            </w:r>
+            <w:r>
+              <w:rPr>
+                <w:rFonts w:ascii="맑은 고딕" w:hAnsi="맑은 고딕" w:eastAsia="맑은 고딕"/>
+                <w:rtl w:val="0"/>
+                <w:lang w:val="ko-KR" w:bidi="ko-KR" w:eastAsia="ko-KR"/>
+              </w:rPr>
+              <w:t xml:space="preserve"> </w:t>
+            </w:r>
+            <w:r>
+              <w:rPr>
+                <w:rFonts w:ascii="맑은 고딕" w:hAnsi="맑은 고딕" w:eastAsia="맑은 고딕"/>
+                <w:rtl w:val="0"/>
+                <w:lang w:val="ko-KR" w:bidi="ko-KR" w:eastAsia="ko-KR"/>
+              </w:rPr>
+              <w:t>개</w:t>
+            </w:r>
+            <w:r>
+              <w:rPr>
+                <w:rFonts w:ascii="맑은 고딕" w:hAnsi="맑은 고딕" w:eastAsia="맑은 고딕"/>
+                <w:rtl w:val="0"/>
+                <w:lang w:val="ko-KR" w:bidi="ko-KR" w:eastAsia="ko-KR"/>
+              </w:rPr>
+              <w:t>발</w:t>
+            </w:r>
+            <w:r>
+              <w:rPr>
+                <w:rFonts w:ascii="맑은 고딕" w:hAnsi="맑은 고딕" w:eastAsia="맑은 고딕"/>
+                <w:rtl w:val="0"/>
+                <w:lang w:val="ko-KR" w:bidi="ko-KR" w:eastAsia="ko-KR"/>
+              </w:rPr>
+              <w:t>,</w:t>
+            </w:r>
+            <w:r>
+              <w:rPr>
+                <w:rFonts w:ascii="맑은 고딕" w:hAnsi="맑은 고딕" w:eastAsia="맑은 고딕"/>
+                <w:rtl w:val="0"/>
+                <w:lang w:val="ko-KR" w:bidi="ko-KR" w:eastAsia="ko-KR"/>
+              </w:rPr>
+              <w:t xml:space="preserve"> </w:t>
+            </w:r>
+            <w:r>
+              <w:rPr>
+                <w:rFonts w:ascii="맑은 고딕" w:hAnsi="맑은 고딕" w:eastAsia="맑은 고딕"/>
+                <w:rtl w:val="0"/>
+                <w:lang w:val="ko-KR" w:bidi="ko-KR" w:eastAsia="ko-KR"/>
+              </w:rPr>
+              <w:t>동기화</w:t>
+            </w:r>
+            <w:r>
+              <w:rPr>
+                <w:rFonts w:ascii="맑은 고딕" w:hAnsi="맑은 고딕" w:eastAsia="맑은 고딕"/>
+                <w:rtl w:val="0"/>
+                <w:lang w:val="ko-KR" w:bidi="ko-KR" w:eastAsia="ko-KR"/>
+              </w:rPr>
+              <w:t xml:space="preserve"> </w:t>
+            </w:r>
+            <w:r>
+              <w:rPr>
+                <w:rFonts w:ascii="맑은 고딕" w:hAnsi="맑은 고딕" w:eastAsia="맑은 고딕"/>
+                <w:rtl w:val="0"/>
+                <w:lang w:val="ko-KR" w:bidi="ko-KR" w:eastAsia="ko-KR"/>
+              </w:rPr>
+              <w:t>작</w:t>
+            </w:r>
+            <w:r>
+              <w:rPr>
+                <w:rFonts w:ascii="맑은 고딕" w:hAnsi="맑은 고딕" w:eastAsia="맑은 고딕"/>
+                <w:rtl w:val="0"/>
+                <w:lang w:val="ko-KR" w:bidi="ko-KR" w:eastAsia="ko-KR"/>
+              </w:rPr>
+              <w:t>업</w:t>
+            </w:r>
+          </w:p>
         </w:tc>
       </w:tr>
       <w:tr>
